--- a/templates/template_invoice_clean.docx
+++ b/templates/template_invoice_clean.docx
@@ -2072,189 +2072,6 @@
         </w:tc>
       </w:tr>
     </w:tbl>
-    <w:p>
-      <w:pPr>
-        <w:pStyle w:val="Normal"/>
-        <w:tabs>
-          <w:tab w:val="clear" w:pos="709"/>
-          <w:tab w:val="left" w:pos="720" w:leader="none"/>
-        </w:tabs>
-        <w:bidi w:val="0"/>
-        <w:jc w:val="left"/>
-        <w:rPr>
-          <w:rFonts w:ascii="DejaVu Sans" w:hAnsi="DejaVu Sans"/>
-          <w:sz w:val="20"/>
-          <w:szCs w:val="20"/>
-        </w:rPr>
-      </w:pPr>
-      <w:r>
-        <w:rPr>
-          <w:rFonts w:ascii="DejaVu Sans" w:hAnsi="DejaVu Sans"/>
-          <w:sz w:val="20"/>
-          <w:szCs w:val="20"/>
-        </w:rPr>
-      </w:r>
-    </w:p>
-    <w:p>
-      <w:pPr>
-        <w:pStyle w:val="Normal"/>
-        <w:tabs>
-          <w:tab w:val="clear" w:pos="709"/>
-          <w:tab w:val="left" w:pos="720" w:leader="none"/>
-        </w:tabs>
-        <w:bidi w:val="0"/>
-        <w:jc w:val="left"/>
-        <w:rPr>
-          <w:rFonts w:ascii="DejaVu Sans" w:hAnsi="DejaVu Sans"/>
-          <w:sz w:val="20"/>
-          <w:szCs w:val="20"/>
-        </w:rPr>
-      </w:pPr>
-      <w:r>
-        <w:rPr>
-          <w:rFonts w:ascii="DejaVu Sans" w:hAnsi="DejaVu Sans"/>
-          <w:sz w:val="20"/>
-          <w:szCs w:val="20"/>
-        </w:rPr>
-      </w:r>
-    </w:p>
-    <w:p>
-      <w:pPr>
-        <w:pStyle w:val="Normal"/>
-        <w:tabs>
-          <w:tab w:val="clear" w:pos="709"/>
-          <w:tab w:val="left" w:pos="720" w:leader="none"/>
-        </w:tabs>
-        <w:bidi w:val="0"/>
-        <w:jc w:val="left"/>
-        <w:rPr>
-          <w:rFonts w:ascii="DejaVu Sans" w:hAnsi="DejaVu Sans"/>
-          <w:sz w:val="20"/>
-          <w:szCs w:val="20"/>
-        </w:rPr>
-      </w:pPr>
-      <w:r>
-        <w:rPr>
-          <w:rFonts w:ascii="DejaVu Sans" w:hAnsi="DejaVu Sans"/>
-          <w:sz w:val="20"/>
-          <w:szCs w:val="20"/>
-        </w:rPr>
-      </w:r>
-    </w:p>
-    <w:p>
-      <w:pPr>
-        <w:pStyle w:val="Normal"/>
-        <w:tabs>
-          <w:tab w:val="clear" w:pos="709"/>
-          <w:tab w:val="left" w:pos="720" w:leader="none"/>
-        </w:tabs>
-        <w:bidi w:val="0"/>
-        <w:jc w:val="left"/>
-        <w:rPr>
-          <w:rFonts w:ascii="DejaVu Sans" w:hAnsi="DejaVu Sans"/>
-          <w:sz w:val="20"/>
-          <w:szCs w:val="20"/>
-        </w:rPr>
-      </w:pPr>
-      <w:r>
-        <w:rPr>
-          <w:rFonts w:ascii="DejaVu Sans" w:hAnsi="DejaVu Sans"/>
-          <w:sz w:val="20"/>
-          <w:szCs w:val="20"/>
-        </w:rPr>
-      </w:r>
-    </w:p>
-    <w:p>
-      <w:pPr>
-        <w:pStyle w:val="Normal"/>
-        <w:tabs>
-          <w:tab w:val="clear" w:pos="709"/>
-          <w:tab w:val="left" w:pos="720" w:leader="none"/>
-        </w:tabs>
-        <w:bidi w:val="0"/>
-        <w:jc w:val="left"/>
-        <w:rPr>
-          <w:rFonts w:ascii="DejaVu Sans" w:hAnsi="DejaVu Sans"/>
-          <w:sz w:val="20"/>
-          <w:szCs w:val="20"/>
-        </w:rPr>
-      </w:pPr>
-      <w:r>
-        <w:rPr>
-          <w:rFonts w:ascii="DejaVu Sans" w:hAnsi="DejaVu Sans"/>
-          <w:sz w:val="20"/>
-          <w:szCs w:val="20"/>
-        </w:rPr>
-      </w:r>
-    </w:p>
-    <w:p>
-      <w:pPr>
-        <w:pStyle w:val="Normal"/>
-        <w:tabs>
-          <w:tab w:val="clear" w:pos="709"/>
-          <w:tab w:val="left" w:pos="720" w:leader="none"/>
-        </w:tabs>
-        <w:bidi w:val="0"/>
-        <w:jc w:val="left"/>
-        <w:rPr>
-          <w:rFonts w:ascii="DejaVu Sans" w:hAnsi="DejaVu Sans"/>
-          <w:sz w:val="20"/>
-          <w:szCs w:val="20"/>
-        </w:rPr>
-      </w:pPr>
-      <w:r>
-        <w:rPr>
-          <w:rFonts w:ascii="DejaVu Sans" w:hAnsi="DejaVu Sans"/>
-          <w:sz w:val="20"/>
-          <w:szCs w:val="20"/>
-        </w:rPr>
-      </w:r>
-    </w:p>
-    <w:p>
-      <w:pPr>
-        <w:pStyle w:val="Normal"/>
-        <w:tabs>
-          <w:tab w:val="clear" w:pos="709"/>
-          <w:tab w:val="left" w:pos="720" w:leader="none"/>
-        </w:tabs>
-        <w:bidi w:val="0"/>
-        <w:jc w:val="left"/>
-        <w:rPr>
-          <w:rFonts w:ascii="DejaVu Sans" w:hAnsi="DejaVu Sans"/>
-          <w:sz w:val="20"/>
-          <w:szCs w:val="20"/>
-        </w:rPr>
-      </w:pPr>
-      <w:r>
-        <w:rPr>
-          <w:rFonts w:ascii="DejaVu Sans" w:hAnsi="DejaVu Sans"/>
-          <w:sz w:val="20"/>
-          <w:szCs w:val="20"/>
-        </w:rPr>
-      </w:r>
-    </w:p>
-    <w:p>
-      <w:pPr>
-        <w:pStyle w:val="Normal"/>
-        <w:tabs>
-          <w:tab w:val="clear" w:pos="709"/>
-          <w:tab w:val="left" w:pos="720" w:leader="none"/>
-        </w:tabs>
-        <w:bidi w:val="0"/>
-        <w:jc w:val="left"/>
-        <w:rPr>
-          <w:rFonts w:ascii="DejaVu Sans" w:hAnsi="DejaVu Sans"/>
-        </w:rPr>
-      </w:pPr>
-      <w:r>
-        <w:rPr>
-          <w:rFonts w:ascii="DejaVu Sans" w:hAnsi="DejaVu Sans"/>
-        </w:rPr>
-      </w:r>
-      <w:bookmarkStart w:id="22" w:name="__DdeLink__238_3734644865"/>
-      <w:bookmarkStart w:id="23" w:name="__DdeLink__238_3734644865"/>
-      <w:bookmarkEnd w:id="23"/>
-    </w:p>
     <w:sectPr>
       <w:footerReference w:type="even" r:id="rId4"/>
       <w:footerReference w:type="default" r:id="rId5"/>
